--- a/Saraswathi.Menon.Resume.docx
+++ b/Saraswathi.Menon.Resume.docx
@@ -60,6 +60,7 @@
         <w:t xml:space="preserve"> | </w:t>
       </w:r>
       <w:hyperlink r:id="rId9" w:history="1">
+        <w:proofErr w:type="spellStart"/>
         <w:r>
           <w:rPr>
             <w:rStyle w:val="Hyperlink"/>
@@ -69,6 +70,7 @@
           </w:rPr>
           <w:t>Linkedin</w:t>
         </w:r>
+        <w:proofErr w:type="spellEnd"/>
       </w:hyperlink>
       <w:r>
         <w:rPr>
@@ -77,9 +79,20 @@
           <w:sz w:val="19"/>
           <w:szCs w:val="19"/>
         </w:rPr>
-        <w:t xml:space="preserve"> | Website</w:t>
-      </w:r>
-      <w:hyperlink r:id="rId10"/>
+        <w:t xml:space="preserve"> | </w:t>
+      </w:r>
+      <w:hyperlink r:id="rId10" w:history="1">
+        <w:r>
+          <w:rPr>
+            <w:rStyle w:val="Hyperlink"/>
+            <w:rFonts w:ascii="Times New Roman" w:hAnsi="Times New Roman" w:cs="Times New Roman"/>
+            <w:sz w:val="19"/>
+            <w:szCs w:val="19"/>
+          </w:rPr>
+          <w:t>Website</w:t>
+        </w:r>
+      </w:hyperlink>
+      <w:hyperlink r:id="rId11"/>
     </w:p>
     <w:p>
       <w:pPr>
@@ -365,26 +378,79 @@
           <w:sz w:val="19"/>
           <w:szCs w:val="19"/>
         </w:rPr>
-        <w:t>: React, Node.js, NumPy, Pandas, PyTorch</w:t>
-      </w:r>
-      <w:r>
-        <w:rPr>
-          <w:rFonts w:ascii="Times New Roman" w:hAnsi="Times New Roman" w:cs="Times New Roman"/>
-          <w:color w:val="000000" w:themeColor="text1"/>
-          <w:sz w:val="19"/>
-          <w:szCs w:val="19"/>
-        </w:rPr>
-        <w:t>, LangChain, LangGraph</w:t>
-      </w:r>
-      <w:r>
-        <w:rPr>
-          <w:rFonts w:ascii="Times New Roman" w:hAnsi="Times New Roman" w:cs="Times New Roman"/>
-          <w:color w:val="000000" w:themeColor="text1"/>
-          <w:sz w:val="19"/>
-          <w:szCs w:val="19"/>
-        </w:rPr>
-        <w:t>, FastAPI</w:t>
-      </w:r>
+        <w:t xml:space="preserve">: React, Node.js, NumPy, Pandas, </w:t>
+      </w:r>
+      <w:proofErr w:type="spellStart"/>
+      <w:r>
+        <w:rPr>
+          <w:rFonts w:ascii="Times New Roman" w:hAnsi="Times New Roman" w:cs="Times New Roman"/>
+          <w:color w:val="000000" w:themeColor="text1"/>
+          <w:sz w:val="19"/>
+          <w:szCs w:val="19"/>
+        </w:rPr>
+        <w:t>PyTorch</w:t>
+      </w:r>
+      <w:proofErr w:type="spellEnd"/>
+      <w:r>
+        <w:rPr>
+          <w:rFonts w:ascii="Times New Roman" w:hAnsi="Times New Roman" w:cs="Times New Roman"/>
+          <w:color w:val="000000" w:themeColor="text1"/>
+          <w:sz w:val="19"/>
+          <w:szCs w:val="19"/>
+        </w:rPr>
+        <w:t xml:space="preserve">, </w:t>
+      </w:r>
+      <w:proofErr w:type="spellStart"/>
+      <w:r>
+        <w:rPr>
+          <w:rFonts w:ascii="Times New Roman" w:hAnsi="Times New Roman" w:cs="Times New Roman"/>
+          <w:color w:val="000000" w:themeColor="text1"/>
+          <w:sz w:val="19"/>
+          <w:szCs w:val="19"/>
+        </w:rPr>
+        <w:t>LangChain</w:t>
+      </w:r>
+      <w:proofErr w:type="spellEnd"/>
+      <w:r>
+        <w:rPr>
+          <w:rFonts w:ascii="Times New Roman" w:hAnsi="Times New Roman" w:cs="Times New Roman"/>
+          <w:color w:val="000000" w:themeColor="text1"/>
+          <w:sz w:val="19"/>
+          <w:szCs w:val="19"/>
+        </w:rPr>
+        <w:t xml:space="preserve">, </w:t>
+      </w:r>
+      <w:proofErr w:type="spellStart"/>
+      <w:r>
+        <w:rPr>
+          <w:rFonts w:ascii="Times New Roman" w:hAnsi="Times New Roman" w:cs="Times New Roman"/>
+          <w:color w:val="000000" w:themeColor="text1"/>
+          <w:sz w:val="19"/>
+          <w:szCs w:val="19"/>
+        </w:rPr>
+        <w:t>LangGraph</w:t>
+      </w:r>
+      <w:proofErr w:type="spellEnd"/>
+      <w:r>
+        <w:rPr>
+          <w:rFonts w:ascii="Times New Roman" w:hAnsi="Times New Roman" w:cs="Times New Roman"/>
+          <w:color w:val="000000" w:themeColor="text1"/>
+          <w:sz w:val="19"/>
+          <w:szCs w:val="19"/>
+        </w:rPr>
+        <w:t xml:space="preserve">, </w:t>
+      </w:r>
+      <w:proofErr w:type="spellStart"/>
+      <w:r>
+        <w:rPr>
+          <w:rFonts w:ascii="Times New Roman" w:hAnsi="Times New Roman" w:cs="Times New Roman"/>
+          <w:color w:val="000000" w:themeColor="text1"/>
+          <w:sz w:val="19"/>
+          <w:szCs w:val="19"/>
+        </w:rPr>
+        <w:t>FastAPI</w:t>
+      </w:r>
+      <w:proofErr w:type="spellEnd"/>
     </w:p>
     <w:p>
       <w:pPr>
@@ -833,6 +899,7 @@
           <w:szCs w:val="19"/>
         </w:rPr>
       </w:pPr>
+      <w:proofErr w:type="spellStart"/>
       <w:r>
         <w:rPr>
           <w:rFonts w:ascii="Times New Roman" w:hAnsi="Times New Roman" w:cs="Times New Roman"/>
@@ -842,7 +909,19 @@
           <w:sz w:val="19"/>
           <w:szCs w:val="19"/>
         </w:rPr>
-        <w:t>NetBond Advanced Chat</w:t>
+        <w:t>NetBond</w:t>
+      </w:r>
+      <w:proofErr w:type="spellEnd"/>
+      <w:r>
+        <w:rPr>
+          <w:rFonts w:ascii="Times New Roman" w:hAnsi="Times New Roman" w:cs="Times New Roman"/>
+          <w:b/>
+          <w:bCs/>
+          <w:color w:val="000000" w:themeColor="text1"/>
+          <w:sz w:val="19"/>
+          <w:szCs w:val="19"/>
+        </w:rPr>
+        <w:t xml:space="preserve"> Advanced Chat</w:t>
       </w:r>
     </w:p>
     <w:p>
@@ -870,7 +949,27 @@
           <w:sz w:val="19"/>
           <w:szCs w:val="19"/>
         </w:rPr>
-        <w:t>Built an agentic chatbot using LangGraph Studio to automatically generate AT&amp;T cloud-connection configuration JSONs.</w:t>
+        <w:t xml:space="preserve">Built an agentic chatbot using </w:t>
+      </w:r>
+      <w:proofErr w:type="spellStart"/>
+      <w:r>
+        <w:rPr>
+          <w:rFonts w:ascii="Times New Roman" w:hAnsi="Times New Roman" w:cs="Times New Roman"/>
+          <w:color w:val="000000" w:themeColor="text1"/>
+          <w:sz w:val="19"/>
+          <w:szCs w:val="19"/>
+        </w:rPr>
+        <w:t>LangGraph</w:t>
+      </w:r>
+      <w:proofErr w:type="spellEnd"/>
+      <w:r>
+        <w:rPr>
+          <w:rFonts w:ascii="Times New Roman" w:hAnsi="Times New Roman" w:cs="Times New Roman"/>
+          <w:color w:val="000000" w:themeColor="text1"/>
+          <w:sz w:val="19"/>
+          <w:szCs w:val="19"/>
+        </w:rPr>
+        <w:t xml:space="preserve"> Studio to automatically generate AT&amp;T cloud-connection configuration JSONs.</w:t>
       </w:r>
     </w:p>
     <w:p>
@@ -997,6 +1096,7 @@
           <w:szCs w:val="19"/>
         </w:rPr>
       </w:pPr>
+      <w:proofErr w:type="spellStart"/>
       <w:r>
         <w:rPr>
           <w:rFonts w:ascii="Times New Roman" w:hAnsi="Times New Roman" w:cs="Times New Roman"/>
@@ -1008,6 +1108,7 @@
         </w:rPr>
         <w:t>AskVoice</w:t>
       </w:r>
+      <w:proofErr w:type="spellEnd"/>
     </w:p>
     <w:p>
       <w:pPr>
@@ -1112,6 +1213,7 @@
           <w:szCs w:val="19"/>
         </w:rPr>
       </w:pPr>
+      <w:proofErr w:type="gramStart"/>
       <w:r>
         <w:rPr>
           <w:rFonts w:ascii="Times New Roman" w:hAnsi="Times New Roman" w:cs="Times New Roman"/>
@@ -1120,7 +1222,18 @@
           <w:sz w:val="20"/>
           <w:szCs w:val="20"/>
         </w:rPr>
-        <w:t>Amdocs @AT&amp;T</w:t>
+        <w:t>Amdocs @</w:t>
+      </w:r>
+      <w:proofErr w:type="gramEnd"/>
+      <w:r>
+        <w:rPr>
+          <w:rFonts w:ascii="Times New Roman" w:hAnsi="Times New Roman" w:cs="Times New Roman"/>
+          <w:b/>
+          <w:color w:val="000000" w:themeColor="text1"/>
+          <w:sz w:val="20"/>
+          <w:szCs w:val="20"/>
+        </w:rPr>
+        <w:t>AT&amp;T</w:t>
       </w:r>
       <w:r>
         <w:rPr>
@@ -1213,7 +1326,47 @@
           <w:sz w:val="19"/>
           <w:szCs w:val="19"/>
         </w:rPr>
-        <w:t>Built an AI-driven agentic workflow system for the AT&amp;T Marketing Team using LangGraph and LangChain, integrating GPT-4o for advanced prompt engineering, accessibility optimization, and brand-voice alignment.</w:t>
+        <w:t xml:space="preserve">Built an AI-driven agentic workflow system for the AT&amp;T Marketing Team using </w:t>
+      </w:r>
+      <w:proofErr w:type="spellStart"/>
+      <w:r>
+        <w:rPr>
+          <w:rFonts w:ascii="Times New Roman" w:hAnsi="Times New Roman" w:cs="Times New Roman"/>
+          <w:color w:val="000000" w:themeColor="text1"/>
+          <w:sz w:val="19"/>
+          <w:szCs w:val="19"/>
+        </w:rPr>
+        <w:t>LangGraph</w:t>
+      </w:r>
+      <w:proofErr w:type="spellEnd"/>
+      <w:r>
+        <w:rPr>
+          <w:rFonts w:ascii="Times New Roman" w:hAnsi="Times New Roman" w:cs="Times New Roman"/>
+          <w:color w:val="000000" w:themeColor="text1"/>
+          <w:sz w:val="19"/>
+          <w:szCs w:val="19"/>
+        </w:rPr>
+        <w:t xml:space="preserve"> and </w:t>
+      </w:r>
+      <w:proofErr w:type="spellStart"/>
+      <w:r>
+        <w:rPr>
+          <w:rFonts w:ascii="Times New Roman" w:hAnsi="Times New Roman" w:cs="Times New Roman"/>
+          <w:color w:val="000000" w:themeColor="text1"/>
+          <w:sz w:val="19"/>
+          <w:szCs w:val="19"/>
+        </w:rPr>
+        <w:t>LangChain</w:t>
+      </w:r>
+      <w:proofErr w:type="spellEnd"/>
+      <w:r>
+        <w:rPr>
+          <w:rFonts w:ascii="Times New Roman" w:hAnsi="Times New Roman" w:cs="Times New Roman"/>
+          <w:color w:val="000000" w:themeColor="text1"/>
+          <w:sz w:val="19"/>
+          <w:szCs w:val="19"/>
+        </w:rPr>
+        <w:t>, integrating GPT-4o for advanced prompt engineering, accessibility optimization, and brand-voice alignment.</w:t>
       </w:r>
     </w:p>
     <w:p>
@@ -1261,7 +1414,27 @@
           <w:sz w:val="19"/>
           <w:szCs w:val="19"/>
         </w:rPr>
-        <w:t>Developed a secure FastAPI RAG API with OAuth 2.0 / JWT authentication, enabling internal teams to query Gen-Z advertising research documents through a natural-language interface.</w:t>
+        <w:t xml:space="preserve">Developed a secure </w:t>
+      </w:r>
+      <w:proofErr w:type="spellStart"/>
+      <w:r>
+        <w:rPr>
+          <w:rFonts w:eastAsiaTheme="minorHAnsi"/>
+          <w:color w:val="000000" w:themeColor="text1"/>
+          <w:sz w:val="19"/>
+          <w:szCs w:val="19"/>
+        </w:rPr>
+        <w:t>FastAPI</w:t>
+      </w:r>
+      <w:proofErr w:type="spellEnd"/>
+      <w:r>
+        <w:rPr>
+          <w:rFonts w:eastAsiaTheme="minorHAnsi"/>
+          <w:color w:val="000000" w:themeColor="text1"/>
+          <w:sz w:val="19"/>
+          <w:szCs w:val="19"/>
+        </w:rPr>
+        <w:t xml:space="preserve"> RAG API with OAuth 2.0 / JWT authentication, enabling internal teams to query Gen-Z advertising research documents through a natural-language interface.</w:t>
       </w:r>
     </w:p>
     <w:p>
@@ -1361,6 +1534,7 @@
           <w:szCs w:val="19"/>
         </w:rPr>
       </w:pPr>
+      <w:proofErr w:type="spellStart"/>
       <w:r>
         <w:rPr>
           <w:rFonts w:ascii="Times New Roman" w:hAnsi="Times New Roman" w:cs="Times New Roman"/>
@@ -1372,6 +1546,7 @@
         </w:rPr>
         <w:t>OptiClarity</w:t>
       </w:r>
+      <w:proofErr w:type="spellEnd"/>
       <w:r>
         <w:rPr>
           <w:rFonts w:ascii="Times New Roman" w:hAnsi="Times New Roman" w:cs="Times New Roman"/>
@@ -1553,7 +1728,27 @@
           <w:sz w:val="19"/>
           <w:szCs w:val="19"/>
         </w:rPr>
-        <w:t>a ResNet50 deep learning model in Google Colab using a Kaggle dataset for Keratoconus detection, optimizing for classification accuracy</w:t>
+        <w:t xml:space="preserve">a ResNet50 deep learning model in Google </w:t>
+      </w:r>
+      <w:proofErr w:type="spellStart"/>
+      <w:r>
+        <w:rPr>
+          <w:rFonts w:ascii="Times New Roman" w:hAnsi="Times New Roman" w:cs="Times New Roman"/>
+          <w:color w:val="000000" w:themeColor="text1"/>
+          <w:sz w:val="19"/>
+          <w:szCs w:val="19"/>
+        </w:rPr>
+        <w:t>Colab</w:t>
+      </w:r>
+      <w:proofErr w:type="spellEnd"/>
+      <w:r>
+        <w:rPr>
+          <w:rFonts w:ascii="Times New Roman" w:hAnsi="Times New Roman" w:cs="Times New Roman"/>
+          <w:color w:val="000000" w:themeColor="text1"/>
+          <w:sz w:val="19"/>
+          <w:szCs w:val="19"/>
+        </w:rPr>
+        <w:t xml:space="preserve"> using a Kaggle dataset for Keratoconus detection, optimizing for classification accuracy</w:t>
       </w:r>
       <w:r>
         <w:rPr>
@@ -1582,6 +1777,7 @@
           <w:szCs w:val="19"/>
         </w:rPr>
       </w:pPr>
+      <w:proofErr w:type="spellStart"/>
       <w:r>
         <w:rPr>
           <w:rFonts w:ascii="Times New Roman" w:hAnsi="Times New Roman" w:cs="Times New Roman"/>
@@ -1591,7 +1787,19 @@
           <w:sz w:val="19"/>
           <w:szCs w:val="19"/>
         </w:rPr>
-        <w:t>Gradeview -</w:t>
+        <w:t>Gradeview</w:t>
+      </w:r>
+      <w:proofErr w:type="spellEnd"/>
+      <w:r>
+        <w:rPr>
+          <w:rFonts w:ascii="Times New Roman" w:hAnsi="Times New Roman" w:cs="Times New Roman"/>
+          <w:b/>
+          <w:bCs/>
+          <w:color w:val="000000" w:themeColor="text1"/>
+          <w:sz w:val="19"/>
+          <w:szCs w:val="19"/>
+        </w:rPr>
+        <w:t xml:space="preserve"> -</w:t>
       </w:r>
       <w:r>
         <w:rPr>
@@ -3194,6 +3402,7 @@
   <w:style w:type="character" w:default="1" w:styleId="DefaultParagraphFont">
     <w:name w:val="Default Paragraph Font"/>
     <w:uiPriority w:val="1"/>
+    <w:semiHidden/>
     <w:unhideWhenUsed/>
   </w:style>
   <w:style w:type="table" w:default="1" w:styleId="TableNormal">
@@ -4115,20 +4324,20 @@
 </file>
 
 <file path=customXml/item2.xml><?xml version="1.0" encoding="utf-8"?>
+<p:properties xmlns:p="http://schemas.microsoft.com/office/2006/metadata/properties" xmlns:xsi="http://www.w3.org/2001/XMLSchema-instance" xmlns:pc="http://schemas.microsoft.com/office/infopath/2007/PartnerControls">
+  <documentManagement>
+    <_activity xmlns="f5b64f68-1697-4b03-b374-e28aaee66bc1" xsi:nil="true"/>
+  </documentManagement>
+</p:properties>
+</file>
+
+<file path=customXml/item3.xml><?xml version="1.0" encoding="utf-8"?>
 <?mso-contentType ?>
 <FormTemplates xmlns="http://schemas.microsoft.com/sharepoint/v3/contenttype/forms">
   <Display>DocumentLibraryForm</Display>
   <Edit>DocumentLibraryForm</Edit>
   <New>DocumentLibraryForm</New>
 </FormTemplates>
-</file>
-
-<file path=customXml/item3.xml><?xml version="1.0" encoding="utf-8"?>
-<p:properties xmlns:p="http://schemas.microsoft.com/office/2006/metadata/properties" xmlns:xsi="http://www.w3.org/2001/XMLSchema-instance" xmlns:pc="http://schemas.microsoft.com/office/infopath/2007/PartnerControls">
-  <documentManagement>
-    <_activity xmlns="f5b64f68-1697-4b03-b374-e28aaee66bc1" xsi:nil="true"/>
-  </documentManagement>
-</p:properties>
 </file>
 
 <file path=customXml/itemProps1.xml><?xml version="1.0" encoding="utf-8"?>
@@ -4151,14 +4360,6 @@
 </file>
 
 <file path=customXml/itemProps2.xml><?xml version="1.0" encoding="utf-8"?>
-<ds:datastoreItem xmlns:ds="http://schemas.openxmlformats.org/officeDocument/2006/customXml" ds:itemID="{B90A4CCA-F633-43A3-908D-EB4A0604CBA5}">
-  <ds:schemaRefs>
-    <ds:schemaRef ds:uri="http://schemas.microsoft.com/sharepoint/v3/contenttype/forms"/>
-  </ds:schemaRefs>
-</ds:datastoreItem>
-</file>
-
-<file path=customXml/itemProps3.xml><?xml version="1.0" encoding="utf-8"?>
 <ds:datastoreItem xmlns:ds="http://schemas.openxmlformats.org/officeDocument/2006/customXml" ds:itemID="{CF1D99FD-8121-4C49-BCA5-58EBADF81A45}">
   <ds:schemaRefs>
     <ds:schemaRef ds:uri="http://schemas.microsoft.com/office/2006/metadata/properties"/>
@@ -4166,4 +4367,12 @@
     <ds:schemaRef ds:uri="f5b64f68-1697-4b03-b374-e28aaee66bc1"/>
   </ds:schemaRefs>
 </ds:datastoreItem>
+</file>
+
+<file path=customXml/itemProps3.xml><?xml version="1.0" encoding="utf-8"?>
+<ds:datastoreItem xmlns:ds="http://schemas.openxmlformats.org/officeDocument/2006/customXml" ds:itemID="{B90A4CCA-F633-43A3-908D-EB4A0604CBA5}">
+  <ds:schemaRefs>
+    <ds:schemaRef ds:uri="http://schemas.microsoft.com/sharepoint/v3/contenttype/forms"/>
+  </ds:schemaRefs>
+</ds:datastoreItem>
 </file>